--- a/mieutacode.docx
+++ b/mieutacode.docx
@@ -29,6 +29,7 @@
       </w:pPr>
       <w:r>
         <w:rPr>
+          <w:noProof/>
           <w:lang w:val="vi-VN"/>
         </w:rPr>
         <w:drawing>
@@ -77,6 +78,7 @@
       </w:pPr>
       <w:r>
         <w:rPr>
+          <w:noProof/>
           <w:lang w:val="vi-VN"/>
         </w:rPr>
         <w:drawing>
@@ -143,6 +145,7 @@
       </w:pPr>
       <w:r>
         <w:rPr>
+          <w:noProof/>
           <w:lang w:val="vi-VN"/>
         </w:rPr>
         <w:drawing>
@@ -228,6 +231,7 @@
       </w:pPr>
       <w:r>
         <w:rPr>
+          <w:noProof/>
           <w:lang w:val="vi-VN"/>
         </w:rPr>
         <w:drawing>
@@ -301,6 +305,7 @@
       </w:pPr>
       <w:r>
         <w:rPr>
+          <w:noProof/>
           <w:lang w:val="vi-VN"/>
         </w:rPr>
         <w:lastRenderedPageBreak/>
@@ -369,6 +374,7 @@
       </w:pPr>
       <w:r>
         <w:rPr>
+          <w:noProof/>
           <w:lang w:val="vi-VN"/>
         </w:rPr>
         <w:lastRenderedPageBreak/>
@@ -443,6 +449,7 @@
       </w:pPr>
       <w:r>
         <w:rPr>
+          <w:noProof/>
           <w:lang w:val="vi-VN"/>
         </w:rPr>
         <w:drawing>
@@ -484,6 +491,37 @@
     </w:p>
     <w:p>
       <w:pPr>
+        <w:rPr>
+          <w:lang w:val="vi-VN"/>
+        </w:rPr>
+      </w:pPr>
+    </w:p>
+    <w:p>
+      <w:pPr>
+        <w:pStyle w:val="ListParagraph"/>
+        <w:numPr>
+          <w:ilvl w:val="0"/>
+          <w:numId w:val="1"/>
+        </w:numPr>
+        <w:rPr>
+          <w:lang w:val="vi-VN"/>
+        </w:rPr>
+      </w:pPr>
+      <w:r>
+        <w:rPr>
+          <w:lang w:val="vi-VN"/>
+        </w:rPr>
+        <w:t>Thống kê mô tả</w:t>
+      </w:r>
+      <w:r>
+        <w:rPr>
+          <w:lang w:val="vi-VN"/>
+        </w:rPr>
+        <w:t xml:space="preserve"> (do mình nghĩ biến hồi quy nên là max power nên một số thống kê có hơi lquan đến max power</w:t>
+      </w:r>
+    </w:p>
+    <w:p>
+      <w:pPr>
         <w:pStyle w:val="ListParagraph"/>
         <w:numPr>
           <w:ilvl w:val="1"/>
@@ -497,33 +535,24 @@
         <w:rPr>
           <w:lang w:val="vi-VN"/>
         </w:rPr>
-        <w:lastRenderedPageBreak/>
-        <w:t>Sau khi coi qua summary về data thì quyết định loại bỏ các dữ liệu ngoại lai đối với những biến quan trọng</w:t>
-      </w:r>
-      <w:r>
-        <w:rPr>
-          <w:lang w:val="vi-VN"/>
-        </w:rPr>
-        <w:t xml:space="preserve"> (outlier cóa giá trị cực lớn)</w:t>
-      </w:r>
-    </w:p>
-    <w:p>
-      <w:pPr>
-        <w:pStyle w:val="ListParagraph"/>
-        <w:ind w:left="1440"/>
-        <w:rPr>
-          <w:lang w:val="vi-VN"/>
-        </w:rPr>
-      </w:pPr>
+        <w:t>Một số thông số thống kê (max, min q1,q3, median...)</w:t>
+      </w:r>
+      <w:r>
+        <w:rPr>
+          <w:noProof/>
+          <w:lang w:val="vi-VN"/>
+        </w:rPr>
+        <w:t xml:space="preserve"> </w:t>
+      </w:r>
       <w:r>
         <w:rPr>
           <w:lang w:val="vi-VN"/>
         </w:rPr>
         <w:drawing>
-          <wp:inline distT="0" distB="0" distL="0" distR="0" wp14:anchorId="3DFCCA5B" wp14:editId="76D72FF2">
-            <wp:extent cx="5943600" cy="3714115"/>
-            <wp:effectExtent l="0" t="0" r="0" b="635"/>
-            <wp:docPr id="1736081073" name="Picture 1"/>
+          <wp:inline distT="0" distB="0" distL="0" distR="0" wp14:anchorId="455632E9" wp14:editId="16EBEC77">
+            <wp:extent cx="3829078" cy="2495568"/>
+            <wp:effectExtent l="0" t="0" r="0" b="0"/>
+            <wp:docPr id="1014176492" name="Picture 1"/>
             <wp:cNvGraphicFramePr>
               <a:graphicFrameLocks xmlns:a="http://schemas.openxmlformats.org/drawingml/2006/main" noChangeAspect="1"/>
             </wp:cNvGraphicFramePr>
@@ -531,7 +560,7 @@
               <a:graphicData uri="http://schemas.openxmlformats.org/drawingml/2006/picture">
                 <pic:pic xmlns:pic="http://schemas.openxmlformats.org/drawingml/2006/picture">
                   <pic:nvPicPr>
-                    <pic:cNvPr id="1736081073" name=""/>
+                    <pic:cNvPr id="1014176492" name=""/>
                     <pic:cNvPicPr/>
                   </pic:nvPicPr>
                   <pic:blipFill>
@@ -543,7 +572,7 @@
                   <pic:spPr>
                     <a:xfrm>
                       <a:off x="0" y="0"/>
-                      <a:ext cx="5943600" cy="3714115"/>
+                      <a:ext cx="3829078" cy="2495568"/>
                     </a:xfrm>
                     <a:prstGeom prst="rect">
                       <a:avLst/>
@@ -558,71 +587,39 @@
     </w:p>
     <w:p>
       <w:pPr>
-        <w:ind w:left="426" w:firstLine="720"/>
-        <w:rPr>
-          <w:lang w:val="vi-VN"/>
-        </w:rPr>
-      </w:pPr>
-      <w:r>
-        <w:rPr>
-          <w:lang w:val="vi-VN"/>
-        </w:rPr>
-        <w:t>Trong thiết kế GPU, các thông số có tính đồng bộ rất cao. Một con card có Băng thông siêu khủng (1280 GB/s) chắc chắn sẽ đi kèm với số ROPs, TMUs và Memory_Bus khổng lồ, đồng thời ngốn Max_Power cực lớn.</w:t>
-      </w:r>
-      <w:r>
-        <w:rPr>
-          <w:lang w:val="vi-VN"/>
-        </w:rPr>
-        <w:t xml:space="preserve"> </w:t>
-      </w:r>
-      <w:r>
-        <w:rPr>
-          <w:lang w:val="vi-VN"/>
-        </w:rPr>
-        <w:t>Khi chúng ta dùng hàm</w:t>
-      </w:r>
-      <w:r>
-        <w:rPr>
-          <w:lang w:val="vi-VN"/>
-        </w:rPr>
-        <w:t xml:space="preserve"> </w:t>
-      </w:r>
-      <w:r>
-        <w:rPr>
-          <w:lang w:val="vi-VN"/>
-        </w:rPr>
-        <w:t xml:space="preserve">remove_extreme_outliers để </w:t>
-      </w:r>
-      <w:r>
-        <w:rPr>
-          <w:lang w:val="vi-VN"/>
-        </w:rPr>
-        <w:t xml:space="preserve">bỏ </w:t>
-      </w:r>
-      <w:r>
-        <w:rPr>
-          <w:lang w:val="vi-VN"/>
-        </w:rPr>
-        <w:t>những con GPU có Max_Power và Bandwidth cực đoan, chúng ta đã gián tiếp loại bỏ luôn những giá trị cực đoan của ROPs, TMUs, Memory_Bus nằm trên chính những con GPU đó rồi.</w:t>
-      </w:r>
-    </w:p>
-    <w:p>
-      <w:pPr>
-        <w:ind w:left="426" w:firstLine="720"/>
-        <w:rPr>
-          <w:lang w:val="vi-VN"/>
-        </w:rPr>
-      </w:pPr>
-      <w:r>
-        <w:rPr>
-          <w:lang w:val="vi-VN"/>
-        </w:rPr>
-        <w:lastRenderedPageBreak/>
+        <w:pStyle w:val="ListParagraph"/>
+        <w:numPr>
+          <w:ilvl w:val="1"/>
+          <w:numId w:val="1"/>
+        </w:numPr>
+        <w:rPr>
+          <w:lang w:val="vi-VN"/>
+        </w:rPr>
+      </w:pPr>
+      <w:r>
+        <w:rPr>
+          <w:lang w:val="vi-VN"/>
+        </w:rPr>
+        <w:t xml:space="preserve">Pie chart cho manufacturer và tỉ lệ notebook gpu </w:t>
+      </w:r>
+    </w:p>
+    <w:p>
+      <w:pPr>
+        <w:pStyle w:val="ListParagraph"/>
+        <w:ind w:left="1440"/>
+        <w:rPr>
+          <w:lang w:val="vi-VN"/>
+        </w:rPr>
+      </w:pPr>
+      <w:r>
+        <w:rPr>
+          <w:lang w:val="vi-VN"/>
+        </w:rPr>
         <w:drawing>
-          <wp:inline distT="0" distB="0" distL="0" distR="0" wp14:anchorId="392AC83F" wp14:editId="3950EEE8">
-            <wp:extent cx="5676942" cy="5495965"/>
+          <wp:inline distT="0" distB="0" distL="0" distR="0" wp14:anchorId="681CC660" wp14:editId="2231B04D">
+            <wp:extent cx="2079545" cy="4100512"/>
             <wp:effectExtent l="0" t="0" r="0" b="0"/>
-            <wp:docPr id="1606182714" name="Picture 1"/>
+            <wp:docPr id="294798752" name="Picture 1"/>
             <wp:cNvGraphicFramePr>
               <a:graphicFrameLocks xmlns:a="http://schemas.openxmlformats.org/drawingml/2006/main" noChangeAspect="1"/>
             </wp:cNvGraphicFramePr>
@@ -630,7 +627,7 @@
               <a:graphicData uri="http://schemas.openxmlformats.org/drawingml/2006/picture">
                 <pic:pic xmlns:pic="http://schemas.openxmlformats.org/drawingml/2006/picture">
                   <pic:nvPicPr>
-                    <pic:cNvPr id="1606182714" name=""/>
+                    <pic:cNvPr id="294798752" name=""/>
                     <pic:cNvPicPr/>
                   </pic:nvPicPr>
                   <pic:blipFill>
@@ -642,7 +639,7 @@
                   <pic:spPr>
                     <a:xfrm>
                       <a:off x="0" y="0"/>
-                      <a:ext cx="5676942" cy="5495965"/>
+                      <a:ext cx="2083879" cy="4109058"/>
                     </a:xfrm>
                     <a:prstGeom prst="rect">
                       <a:avLst/>
@@ -658,25 +655,17 @@
     <w:p>
       <w:pPr>
         <w:pStyle w:val="ListParagraph"/>
-        <w:numPr>
-          <w:ilvl w:val="0"/>
-          <w:numId w:val="1"/>
-        </w:numPr>
-        <w:rPr>
-          <w:lang w:val="vi-VN"/>
-        </w:rPr>
-      </w:pPr>
-      <w:r>
-        <w:rPr>
-          <w:lang w:val="vi-VN"/>
-        </w:rPr>
-        <w:t>Thống kê mô tả</w:t>
-      </w:r>
-      <w:r>
-        <w:rPr>
-          <w:lang w:val="vi-VN"/>
-        </w:rPr>
-        <w:t xml:space="preserve"> (do mình nghĩ biến hồi quy nên là max power nên một số thống kê có hơi lquan đến max power</w:t>
+        <w:ind w:left="1440"/>
+        <w:rPr>
+          <w:lang w:val="vi-VN"/>
+        </w:rPr>
+      </w:pPr>
+      <w:r>
+        <w:rPr>
+          <w:lang w:val="vi-VN"/>
+        </w:rPr>
+        <w:lastRenderedPageBreak/>
+        <w:t>Nhận xét: 1/amd và nvidia chiếm đa số 2/tỉ lệ giữ no và yes là khoảng 80/20 (bị lệch) nhưng do số dòng data là lớn nêu nếu dùng để làm thống kê suy diễn thì vẫn được</w:t>
       </w:r>
     </w:p>
     <w:p>
@@ -694,18 +683,17 @@
         <w:rPr>
           <w:lang w:val="vi-VN"/>
         </w:rPr>
-        <w:lastRenderedPageBreak/>
-        <w:t>Một số thông số thống kê (max, min q1,q3, median...)</w:t>
+        <w:t xml:space="preserve">Bar chart cho các loại mem type </w:t>
       </w:r>
       <w:r>
         <w:rPr>
           <w:lang w:val="vi-VN"/>
         </w:rPr>
         <w:drawing>
-          <wp:inline distT="0" distB="0" distL="0" distR="0" wp14:anchorId="6FA10D8E" wp14:editId="109205A9">
-            <wp:extent cx="2752745" cy="1981214"/>
-            <wp:effectExtent l="0" t="0" r="9525" b="0"/>
-            <wp:docPr id="1677600233" name="Picture 1"/>
+          <wp:inline distT="0" distB="0" distL="0" distR="0" wp14:anchorId="3E1A0B33" wp14:editId="1743654C">
+            <wp:extent cx="2195630" cy="2219325"/>
+            <wp:effectExtent l="0" t="0" r="0" b="0"/>
+            <wp:docPr id="1028505596" name="Picture 1"/>
             <wp:cNvGraphicFramePr>
               <a:graphicFrameLocks xmlns:a="http://schemas.openxmlformats.org/drawingml/2006/main" noChangeAspect="1"/>
             </wp:cNvGraphicFramePr>
@@ -713,7 +701,7 @@
               <a:graphicData uri="http://schemas.openxmlformats.org/drawingml/2006/picture">
                 <pic:pic xmlns:pic="http://schemas.openxmlformats.org/drawingml/2006/picture">
                   <pic:nvPicPr>
-                    <pic:cNvPr id="1677600233" name=""/>
+                    <pic:cNvPr id="1028505596" name=""/>
                     <pic:cNvPicPr/>
                   </pic:nvPicPr>
                   <pic:blipFill>
@@ -725,7 +713,7 @@
                   <pic:spPr>
                     <a:xfrm>
                       <a:off x="0" y="0"/>
-                      <a:ext cx="2752745" cy="1981214"/>
+                      <a:ext cx="2198583" cy="2222309"/>
                     </a:xfrm>
                     <a:prstGeom prst="rect">
                       <a:avLst/>
@@ -740,6 +728,50 @@
     </w:p>
     <w:p>
       <w:pPr>
+        <w:ind w:left="720"/>
+        <w:rPr>
+          <w:lang w:val="vi-VN"/>
+        </w:rPr>
+      </w:pPr>
+      <w:r>
+        <w:rPr>
+          <w:lang w:val="vi-VN"/>
+        </w:rPr>
+        <w:t xml:space="preserve">Nhận xét: </w:t>
+      </w:r>
+      <w:r>
+        <w:rPr>
+          <w:lang w:val="vi-VN"/>
+        </w:rPr>
+        <w:t>"GDDR5", "GDDR3", "DDR3", "</w:t>
+      </w:r>
+      <w:r>
+        <w:rPr>
+          <w:lang w:val="vi-VN"/>
+        </w:rPr>
+        <w:t>DDR2</w:t>
+      </w:r>
+      <w:r>
+        <w:rPr>
+          <w:lang w:val="vi-VN"/>
+        </w:rPr>
+        <w:t>"</w:t>
+      </w:r>
+      <w:r>
+        <w:rPr>
+          <w:lang w:val="vi-VN"/>
+        </w:rPr>
+        <w:t xml:space="preserve"> là các loại phổ biến</w:t>
+      </w:r>
+      <w:r>
+        <w:rPr>
+          <w:lang w:val="vi-VN"/>
+        </w:rPr>
+        <w:t xml:space="preserve"> nhất</w:t>
+      </w:r>
+    </w:p>
+    <w:p>
+      <w:pPr>
         <w:pStyle w:val="ListParagraph"/>
         <w:numPr>
           <w:ilvl w:val="1"/>
@@ -753,26 +785,26 @@
         <w:rPr>
           <w:lang w:val="vi-VN"/>
         </w:rPr>
-        <w:t xml:space="preserve">Pie chart cho manufacturer và tỉ lệ notebook gpu </w:t>
-      </w:r>
-    </w:p>
-    <w:p>
-      <w:pPr>
-        <w:pStyle w:val="ListParagraph"/>
-        <w:ind w:left="1440"/>
-        <w:rPr>
-          <w:lang w:val="vi-VN"/>
-        </w:rPr>
-      </w:pPr>
-      <w:r>
-        <w:rPr>
-          <w:lang w:val="vi-VN"/>
-        </w:rPr>
+        <w:t>Histogram cho các biến còn lại</w:t>
+      </w:r>
+    </w:p>
+    <w:p>
+      <w:pPr>
+        <w:ind w:left="720"/>
+        <w:rPr>
+          <w:lang w:val="vi-VN"/>
+        </w:rPr>
+      </w:pPr>
+      <w:r>
+        <w:rPr>
+          <w:lang w:val="vi-VN"/>
+        </w:rPr>
+        <w:lastRenderedPageBreak/>
         <w:drawing>
-          <wp:inline distT="0" distB="0" distL="0" distR="0" wp14:anchorId="66491DB8" wp14:editId="1E060DAA">
-            <wp:extent cx="2028840" cy="4086255"/>
-            <wp:effectExtent l="0" t="0" r="9525" b="9525"/>
-            <wp:docPr id="389045146" name="Picture 1"/>
+          <wp:inline distT="0" distB="0" distL="0" distR="0" wp14:anchorId="453F19B8" wp14:editId="51D915AE">
+            <wp:extent cx="2186691" cy="4404508"/>
+            <wp:effectExtent l="0" t="0" r="4445" b="0"/>
+            <wp:docPr id="11983259" name="Picture 1"/>
             <wp:cNvGraphicFramePr>
               <a:graphicFrameLocks xmlns:a="http://schemas.openxmlformats.org/drawingml/2006/main" noChangeAspect="1"/>
             </wp:cNvGraphicFramePr>
@@ -780,7 +812,7 @@
               <a:graphicData uri="http://schemas.openxmlformats.org/drawingml/2006/picture">
                 <pic:pic xmlns:pic="http://schemas.openxmlformats.org/drawingml/2006/picture">
                   <pic:nvPicPr>
-                    <pic:cNvPr id="389045146" name=""/>
+                    <pic:cNvPr id="11983259" name=""/>
                     <pic:cNvPicPr/>
                   </pic:nvPicPr>
                   <pic:blipFill>
@@ -792,7 +824,7 @@
                   <pic:spPr>
                     <a:xfrm>
                       <a:off x="0" y="0"/>
-                      <a:ext cx="2028840" cy="4086255"/>
+                      <a:ext cx="2190707" cy="4412597"/>
                     </a:xfrm>
                     <a:prstGeom prst="rect">
                       <a:avLst/>
@@ -804,49 +836,15 @@
           </wp:inline>
         </w:drawing>
       </w:r>
-    </w:p>
-    <w:p>
-      <w:pPr>
-        <w:pStyle w:val="ListParagraph"/>
-        <w:ind w:left="1440"/>
-        <w:rPr>
-          <w:lang w:val="vi-VN"/>
-        </w:rPr>
-      </w:pPr>
-      <w:r>
-        <w:rPr>
-          <w:lang w:val="vi-VN"/>
-        </w:rPr>
-        <w:t>Nhận xét: 1/amd và nvidia chiếm đa số 2/tỉ lệ giữ no và yes là khoảng 80/20 (bị lệch) nhưng do số dòng data là lớn nêu nếu dùng để làm thống kê suy diễn thì vẫn được</w:t>
-      </w:r>
-    </w:p>
-    <w:p>
-      <w:pPr>
-        <w:pStyle w:val="ListParagraph"/>
-        <w:numPr>
-          <w:ilvl w:val="1"/>
-          <w:numId w:val="1"/>
-        </w:numPr>
-        <w:rPr>
-          <w:lang w:val="vi-VN"/>
-        </w:rPr>
-      </w:pPr>
-      <w:r>
-        <w:rPr>
-          <w:lang w:val="vi-VN"/>
-        </w:rPr>
-        <w:lastRenderedPageBreak/>
-        <w:t xml:space="preserve">Bar chart cho các loại mem type </w:t>
-      </w:r>
       <w:r>
         <w:rPr>
           <w:lang w:val="vi-VN"/>
         </w:rPr>
         <w:drawing>
-          <wp:inline distT="0" distB="0" distL="0" distR="0" wp14:anchorId="2612A1AD" wp14:editId="33D13B5F">
-            <wp:extent cx="1990740" cy="1971689"/>
-            <wp:effectExtent l="0" t="0" r="9525" b="0"/>
-            <wp:docPr id="2035323061" name="Picture 1"/>
+          <wp:inline distT="0" distB="0" distL="0" distR="0" wp14:anchorId="38E59323" wp14:editId="64D58D35">
+            <wp:extent cx="2200275" cy="4416154"/>
+            <wp:effectExtent l="0" t="0" r="0" b="3810"/>
+            <wp:docPr id="1634824484" name="Picture 1"/>
             <wp:cNvGraphicFramePr>
               <a:graphicFrameLocks xmlns:a="http://schemas.openxmlformats.org/drawingml/2006/main" noChangeAspect="1"/>
             </wp:cNvGraphicFramePr>
@@ -854,7 +852,7 @@
               <a:graphicData uri="http://schemas.openxmlformats.org/drawingml/2006/picture">
                 <pic:pic xmlns:pic="http://schemas.openxmlformats.org/drawingml/2006/picture">
                   <pic:nvPicPr>
-                    <pic:cNvPr id="2035323061" name=""/>
+                    <pic:cNvPr id="1634824484" name=""/>
                     <pic:cNvPicPr/>
                   </pic:nvPicPr>
                   <pic:blipFill>
@@ -866,7 +864,7 @@
                   <pic:spPr>
                     <a:xfrm>
                       <a:off x="0" y="0"/>
-                      <a:ext cx="1990740" cy="1971689"/>
+                      <a:ext cx="2208584" cy="4432830"/>
                     </a:xfrm>
                     <a:prstGeom prst="rect">
                       <a:avLst/>
@@ -878,93 +876,15 @@
           </wp:inline>
         </w:drawing>
       </w:r>
-    </w:p>
-    <w:p>
-      <w:pPr>
-        <w:ind w:left="720"/>
-        <w:rPr>
-          <w:lang w:val="vi-VN"/>
-        </w:rPr>
-      </w:pPr>
-      <w:r>
-        <w:rPr>
-          <w:lang w:val="vi-VN"/>
-        </w:rPr>
-        <w:t xml:space="preserve">Nhận xét: </w:t>
-      </w:r>
-      <w:r>
-        <w:rPr>
-          <w:lang w:val="vi-VN"/>
-        </w:rPr>
-        <w:t>"GDDR5", "GDDR3", "DDR3", "</w:t>
-      </w:r>
-      <w:r>
-        <w:rPr>
-          <w:lang w:val="vi-VN"/>
-        </w:rPr>
-        <w:t>DDR2</w:t>
-      </w:r>
-      <w:r>
-        <w:rPr>
-          <w:lang w:val="vi-VN"/>
-        </w:rPr>
-        <w:t>"</w:t>
-      </w:r>
-      <w:r>
-        <w:rPr>
-          <w:lang w:val="vi-VN"/>
-        </w:rPr>
-        <w:t xml:space="preserve"> là các loại phổ biến</w:t>
-      </w:r>
-      <w:r>
-        <w:rPr>
-          <w:lang w:val="vi-VN"/>
-        </w:rPr>
-        <w:t xml:space="preserve"> nhất</w:t>
-      </w:r>
-    </w:p>
-    <w:p>
-      <w:pPr>
-        <w:pStyle w:val="ListParagraph"/>
-        <w:numPr>
-          <w:ilvl w:val="1"/>
-          <w:numId w:val="1"/>
-        </w:numPr>
-        <w:rPr>
-          <w:lang w:val="vi-VN"/>
-        </w:rPr>
-      </w:pPr>
-      <w:r>
-        <w:rPr>
-          <w:lang w:val="vi-VN"/>
-        </w:rPr>
-        <w:t>Histogram cho các biến còn lại</w:t>
-      </w:r>
-    </w:p>
-    <w:p>
-      <w:pPr>
-        <w:ind w:left="720"/>
-        <w:rPr>
-          <w:lang w:val="vi-VN"/>
-        </w:rPr>
-      </w:pPr>
-    </w:p>
-    <w:p>
-      <w:pPr>
-        <w:ind w:left="720"/>
-        <w:rPr>
-          <w:lang w:val="vi-VN"/>
-        </w:rPr>
-      </w:pPr>
       <w:r>
         <w:rPr>
           <w:lang w:val="vi-VN"/>
         </w:rPr>
         <w:drawing>
-          <wp:inline distT="0" distB="0" distL="0" distR="0" wp14:anchorId="6B2C2662" wp14:editId="17C96DD9">
-            <wp:extent cx="2047890" cy="4038630"/>
-            <wp:effectExtent l="0" t="0" r="9525" b="0"/>
-            <wp:docPr id="66672052" name="Picture 1"/>
+          <wp:inline distT="0" distB="0" distL="0" distR="0" wp14:anchorId="57FFC04D" wp14:editId="77F95B9F">
+            <wp:extent cx="1817789" cy="3609974"/>
+            <wp:effectExtent l="0" t="0" r="0" b="0"/>
+            <wp:docPr id="189819142" name="Picture 1"/>
             <wp:cNvGraphicFramePr>
               <a:graphicFrameLocks xmlns:a="http://schemas.openxmlformats.org/drawingml/2006/main" noChangeAspect="1"/>
             </wp:cNvGraphicFramePr>
@@ -972,7 +892,7 @@
               <a:graphicData uri="http://schemas.openxmlformats.org/drawingml/2006/picture">
                 <pic:pic xmlns:pic="http://schemas.openxmlformats.org/drawingml/2006/picture">
                   <pic:nvPicPr>
-                    <pic:cNvPr id="66672052" name=""/>
+                    <pic:cNvPr id="189819142" name=""/>
                     <pic:cNvPicPr/>
                   </pic:nvPicPr>
                   <pic:blipFill>
@@ -984,7 +904,7 @@
                   <pic:spPr>
                     <a:xfrm>
                       <a:off x="0" y="0"/>
-                      <a:ext cx="2047890" cy="4038630"/>
+                      <a:ext cx="1830135" cy="3634492"/>
                     </a:xfrm>
                     <a:prstGeom prst="rect">
                       <a:avLst/>
@@ -1001,10 +921,10 @@
           <w:lang w:val="vi-VN"/>
         </w:rPr>
         <w:drawing>
-          <wp:inline distT="0" distB="0" distL="0" distR="0" wp14:anchorId="7A62181A" wp14:editId="20439050">
-            <wp:extent cx="2047890" cy="4048155"/>
-            <wp:effectExtent l="0" t="0" r="9525" b="9525"/>
-            <wp:docPr id="1619098949" name="Picture 1"/>
+          <wp:inline distT="0" distB="0" distL="0" distR="0" wp14:anchorId="777304D0" wp14:editId="216B14BB">
+            <wp:extent cx="1795462" cy="3629125"/>
+            <wp:effectExtent l="0" t="0" r="0" b="0"/>
+            <wp:docPr id="608544299" name="Picture 1"/>
             <wp:cNvGraphicFramePr>
               <a:graphicFrameLocks xmlns:a="http://schemas.openxmlformats.org/drawingml/2006/main" noChangeAspect="1"/>
             </wp:cNvGraphicFramePr>
@@ -1012,7 +932,7 @@
               <a:graphicData uri="http://schemas.openxmlformats.org/drawingml/2006/picture">
                 <pic:pic xmlns:pic="http://schemas.openxmlformats.org/drawingml/2006/picture">
                   <pic:nvPicPr>
-                    <pic:cNvPr id="1619098949" name=""/>
+                    <pic:cNvPr id="608544299" name=""/>
                     <pic:cNvPicPr/>
                   </pic:nvPicPr>
                   <pic:blipFill>
@@ -1024,7 +944,7 @@
                   <pic:spPr>
                     <a:xfrm>
                       <a:off x="0" y="0"/>
-                      <a:ext cx="2047890" cy="4048155"/>
+                      <a:ext cx="1804154" cy="3646693"/>
                     </a:xfrm>
                     <a:prstGeom prst="rect">
                       <a:avLst/>
@@ -1036,25 +956,16 @@
           </wp:inline>
         </w:drawing>
       </w:r>
-    </w:p>
-    <w:p>
-      <w:pPr>
-        <w:ind w:left="720"/>
-        <w:rPr>
-          <w:noProof/>
-          <w:lang w:val="vi-VN"/>
-        </w:rPr>
-      </w:pPr>
       <w:r>
         <w:rPr>
           <w:lang w:val="vi-VN"/>
         </w:rPr>
         <w:lastRenderedPageBreak/>
         <w:drawing>
-          <wp:inline distT="0" distB="0" distL="0" distR="0" wp14:anchorId="6DBB6F4D" wp14:editId="4AA9DCE0">
-            <wp:extent cx="2019315" cy="4038630"/>
-            <wp:effectExtent l="0" t="0" r="0" b="0"/>
-            <wp:docPr id="293653429" name="Picture 1"/>
+          <wp:inline distT="0" distB="0" distL="0" distR="0" wp14:anchorId="7CB93A8F" wp14:editId="69088DDC">
+            <wp:extent cx="2628919" cy="2676545"/>
+            <wp:effectExtent l="0" t="0" r="0" b="9525"/>
+            <wp:docPr id="1820001698" name="Picture 1"/>
             <wp:cNvGraphicFramePr>
               <a:graphicFrameLocks xmlns:a="http://schemas.openxmlformats.org/drawingml/2006/main" noChangeAspect="1"/>
             </wp:cNvGraphicFramePr>
@@ -1062,7 +973,7 @@
               <a:graphicData uri="http://schemas.openxmlformats.org/drawingml/2006/picture">
                 <pic:pic xmlns:pic="http://schemas.openxmlformats.org/drawingml/2006/picture">
                   <pic:nvPicPr>
-                    <pic:cNvPr id="293653429" name=""/>
+                    <pic:cNvPr id="1820001698" name=""/>
                     <pic:cNvPicPr/>
                   </pic:nvPicPr>
                   <pic:blipFill>
@@ -1074,7 +985,7 @@
                   <pic:spPr>
                     <a:xfrm>
                       <a:off x="0" y="0"/>
-                      <a:ext cx="2019315" cy="4038630"/>
+                      <a:ext cx="2628919" cy="2676545"/>
                     </a:xfrm>
                     <a:prstGeom prst="rect">
                       <a:avLst/>
@@ -1086,21 +997,57 @@
           </wp:inline>
         </w:drawing>
       </w:r>
-      <w:r>
+    </w:p>
+    <w:p>
+      <w:pPr>
+        <w:ind w:left="720"/>
         <w:rPr>
           <w:noProof/>
-        </w:rPr>
-        <w:t xml:space="preserve"> </w:t>
-      </w:r>
+          <w:lang w:val="vi-VN"/>
+        </w:rPr>
+      </w:pPr>
+      <w:r>
+        <w:rPr>
+          <w:noProof/>
+        </w:rPr>
+        <w:t xml:space="preserve">  </w:t>
+      </w:r>
+    </w:p>
+    <w:p>
+      <w:pPr>
+        <w:pStyle w:val="ListParagraph"/>
+        <w:numPr>
+          <w:ilvl w:val="1"/>
+          <w:numId w:val="1"/>
+        </w:numPr>
+        <w:rPr>
+          <w:lang w:val="vi-VN"/>
+        </w:rPr>
+      </w:pPr>
+      <w:r>
+        <w:rPr>
+          <w:lang w:val="vi-VN"/>
+        </w:rPr>
+        <w:t>Pair plot để xác định độ tương quan giữa các biến (ideal để phục vụ cho bài toán hồi quy để chọn biến) : chọn những biến có độ tg quan cao v biến mục tiêu để hồi quy và có độ tương quan thấp đối với nhau</w:t>
+      </w:r>
+    </w:p>
+    <w:p>
+      <w:pPr>
+        <w:pStyle w:val="ListParagraph"/>
+        <w:ind w:left="1440"/>
+        <w:rPr>
+          <w:lang w:val="vi-VN"/>
+        </w:rPr>
+      </w:pPr>
       <w:r>
         <w:rPr>
           <w:lang w:val="vi-VN"/>
         </w:rPr>
         <w:drawing>
-          <wp:inline distT="0" distB="0" distL="0" distR="0" wp14:anchorId="078A7146" wp14:editId="65283FDA">
-            <wp:extent cx="2000265" cy="4076730"/>
-            <wp:effectExtent l="0" t="0" r="0" b="0"/>
-            <wp:docPr id="78853335" name="Picture 1"/>
+          <wp:inline distT="0" distB="0" distL="0" distR="0" wp14:anchorId="485918FB" wp14:editId="1D2040EF">
+            <wp:extent cx="2686070" cy="2676545"/>
+            <wp:effectExtent l="0" t="0" r="0" b="9525"/>
+            <wp:docPr id="568269298" name="Picture 1"/>
             <wp:cNvGraphicFramePr>
               <a:graphicFrameLocks xmlns:a="http://schemas.openxmlformats.org/drawingml/2006/main" noChangeAspect="1"/>
             </wp:cNvGraphicFramePr>
@@ -1108,7 +1055,7 @@
               <a:graphicData uri="http://schemas.openxmlformats.org/drawingml/2006/picture">
                 <pic:pic xmlns:pic="http://schemas.openxmlformats.org/drawingml/2006/picture">
                   <pic:nvPicPr>
-                    <pic:cNvPr id="78853335" name=""/>
+                    <pic:cNvPr id="568269298" name=""/>
                     <pic:cNvPicPr/>
                   </pic:nvPicPr>
                   <pic:blipFill>
@@ -1120,7 +1067,7 @@
                   <pic:spPr>
                     <a:xfrm>
                       <a:off x="0" y="0"/>
-                      <a:ext cx="2000265" cy="4076730"/>
+                      <a:ext cx="2686070" cy="2676545"/>
                     </a:xfrm>
                     <a:prstGeom prst="rect">
                       <a:avLst/>
@@ -1132,21 +1079,43 @@
           </wp:inline>
         </w:drawing>
       </w:r>
-      <w:r>
-        <w:rPr>
-          <w:noProof/>
-        </w:rPr>
-        <w:t xml:space="preserve"> </w:t>
-      </w:r>
-      <w:r>
-        <w:rPr>
-          <w:noProof/>
-        </w:rPr>
+    </w:p>
+    <w:p>
+      <w:pPr>
+        <w:pStyle w:val="ListParagraph"/>
+        <w:numPr>
+          <w:ilvl w:val="1"/>
+          <w:numId w:val="1"/>
+        </w:numPr>
+        <w:rPr>
+          <w:lang w:val="vi-VN"/>
+        </w:rPr>
+      </w:pPr>
+      <w:r>
+        <w:rPr>
+          <w:lang w:val="vi-VN"/>
+        </w:rPr>
+        <w:t>Box plot</w:t>
+      </w:r>
+    </w:p>
+    <w:p>
+      <w:pPr>
+        <w:pStyle w:val="ListParagraph"/>
+        <w:ind w:left="1440"/>
+        <w:rPr>
+          <w:lang w:val="vi-VN"/>
+        </w:rPr>
+      </w:pPr>
+      <w:r>
+        <w:rPr>
+          <w:lang w:val="vi-VN"/>
+        </w:rPr>
+        <w:lastRenderedPageBreak/>
         <w:drawing>
-          <wp:inline distT="0" distB="0" distL="0" distR="0" wp14:anchorId="7118D551" wp14:editId="60BC891F">
-            <wp:extent cx="2028840" cy="2019315"/>
+          <wp:inline distT="0" distB="0" distL="0" distR="0" wp14:anchorId="309A3623" wp14:editId="271B9EF4">
+            <wp:extent cx="2657494" cy="2667019"/>
             <wp:effectExtent l="0" t="0" r="9525" b="0"/>
-            <wp:docPr id="931800017" name="Picture 1"/>
+            <wp:docPr id="601928676" name="Picture 1"/>
             <wp:cNvGraphicFramePr>
               <a:graphicFrameLocks xmlns:a="http://schemas.openxmlformats.org/drawingml/2006/main" noChangeAspect="1"/>
             </wp:cNvGraphicFramePr>
@@ -1154,7 +1123,7 @@
               <a:graphicData uri="http://schemas.openxmlformats.org/drawingml/2006/picture">
                 <pic:pic xmlns:pic="http://schemas.openxmlformats.org/drawingml/2006/picture">
                   <pic:nvPicPr>
-                    <pic:cNvPr id="931800017" name=""/>
+                    <pic:cNvPr id="601928676" name=""/>
                     <pic:cNvPicPr/>
                   </pic:nvPicPr>
                   <pic:blipFill>
@@ -1166,7 +1135,7 @@
                   <pic:spPr>
                     <a:xfrm>
                       <a:off x="0" y="0"/>
-                      <a:ext cx="2028840" cy="2019315"/>
+                      <a:ext cx="2657494" cy="2667019"/>
                     </a:xfrm>
                     <a:prstGeom prst="rect">
                       <a:avLst/>
@@ -1182,6 +1151,93 @@
     <w:p>
       <w:pPr>
         <w:pStyle w:val="ListParagraph"/>
+        <w:ind w:left="1440"/>
+        <w:rPr>
+          <w:lang w:val="vi-VN"/>
+        </w:rPr>
+      </w:pPr>
+      <w:r>
+        <w:rPr>
+          <w:lang w:val="vi-VN"/>
+        </w:rPr>
+        <w:t>Nhận xét: có thể thấy max power của desktop cao hơn khá nhiều so v laptop</w:t>
+      </w:r>
+    </w:p>
+    <w:p>
+      <w:pPr>
+        <w:pStyle w:val="ListParagraph"/>
+        <w:ind w:left="1440"/>
+        <w:rPr>
+          <w:lang w:val="vi-VN"/>
+        </w:rPr>
+      </w:pPr>
+      <w:r>
+        <w:rPr>
+          <w:lang w:val="vi-VN"/>
+        </w:rPr>
+        <w:t>Sự khác biệt về giá trị trung tâm: Đường gạch ngang (Median - trung vị) của Desktop GPU nằm cao hơn hẳn so với Laptop GPU. Điều này cho thấy có sự khác biệt rõ rệt về mức tiêu thụ điện năng giữa hai nhóm.</w:t>
+      </w:r>
+    </w:p>
+    <w:p>
+      <w:pPr>
+        <w:pStyle w:val="ListParagraph"/>
+        <w:ind w:left="1440"/>
+        <w:rPr>
+          <w:lang w:val="vi-VN"/>
+        </w:rPr>
+      </w:pPr>
+      <w:r>
+        <w:rPr>
+          <w:lang w:val="vi-VN"/>
+        </w:rPr>
+        <w:t>Độ biến thiên (Variability): Hộp của Desktop GPU dài hơn, cho thấy sự phân tán dữ liệu rất lớn. Các dòng Desktop trải dài từ phổ thông đến cực mạnh.Hộp của Laptop GPU hẹp và thấp, chứng tỏ các GPU laptop bị giới hạn trong một khung công suất nghiêm ngặt để đảm bảo tản nhiệt.</w:t>
+      </w:r>
+      <w:r>
+        <w:rPr>
+          <w:lang w:val="vi-VN"/>
+        </w:rPr>
+        <w:t xml:space="preserve"> </w:t>
+      </w:r>
+    </w:p>
+    <w:p>
+      <w:pPr>
+        <w:pStyle w:val="ListParagraph"/>
+        <w:ind w:left="1440"/>
+        <w:rPr>
+          <w:lang w:val="vi-VN"/>
+        </w:rPr>
+      </w:pPr>
+      <w:r>
+        <w:rPr>
+          <w:lang w:val="vi-VN"/>
+        </w:rPr>
+        <w:t>Điểm ngoại lệ (Outliers): Cả hai nhóm đều có nhiều Outliers (chấm đỏ phía trên).</w:t>
+      </w:r>
+    </w:p>
+    <w:p>
+      <w:pPr>
+        <w:pStyle w:val="ListParagraph"/>
+        <w:ind w:left="1440"/>
+        <w:rPr>
+          <w:lang w:val="vi-VN"/>
+        </w:rPr>
+      </w:pPr>
+      <w:r>
+        <w:rPr>
+          <w:lang w:val="vi-VN"/>
+        </w:rPr>
+        <w:t xml:space="preserve">Sự khác biệt về trung vị và không chồng lấp giữa hai "hộp" là dấu hiệu cho thấy kết quả kiểm </w:t>
+      </w:r>
+      <w:r>
+        <w:rPr>
+          <w:lang w:val="vi-VN"/>
+        </w:rPr>
+        <w:t>định sẽ có ý nghĩa thống kê.</w:t>
+      </w:r>
+    </w:p>
+    <w:p>
+      <w:pPr>
+        <w:pStyle w:val="ListParagraph"/>
         <w:numPr>
           <w:ilvl w:val="1"/>
           <w:numId w:val="1"/>
@@ -1194,27 +1250,23 @@
         <w:rPr>
           <w:lang w:val="vi-VN"/>
         </w:rPr>
-        <w:t>Pair plot để xác định độ tương quan giữa các biến (ideal để phục vụ cho bài toán hồi quy để chọn biến) : chọn những biến có độ tg quan cao v biến mục tiêu để hồi quy và có độ tương quan thấp đối với nhau</w:t>
-      </w:r>
-    </w:p>
-    <w:p>
-      <w:pPr>
-        <w:pStyle w:val="ListParagraph"/>
-        <w:ind w:left="1440"/>
-        <w:rPr>
-          <w:lang w:val="vi-VN"/>
-        </w:rPr>
-      </w:pPr>
-      <w:r>
-        <w:rPr>
-          <w:lang w:val="vi-VN"/>
-        </w:rPr>
-        <w:lastRenderedPageBreak/>
+        <w:t>Scatter plot để xem xét max power so với 1 số biến khác</w:t>
+      </w:r>
+      <w:r>
+        <w:rPr>
+          <w:noProof/>
+        </w:rPr>
+        <w:t xml:space="preserve"> </w:t>
+      </w:r>
+      <w:r>
+        <w:rPr>
+          <w:noProof/>
+        </w:rPr>
         <w:drawing>
-          <wp:inline distT="0" distB="0" distL="0" distR="0" wp14:anchorId="1EF31BBE" wp14:editId="6F7C011E">
-            <wp:extent cx="4057680" cy="4057680"/>
+          <wp:inline distT="0" distB="0" distL="0" distR="0" wp14:anchorId="6DC2E859" wp14:editId="695897B7">
+            <wp:extent cx="2724170" cy="2705120"/>
             <wp:effectExtent l="0" t="0" r="0" b="0"/>
-            <wp:docPr id="1342270115" name="Picture 1"/>
+            <wp:docPr id="2141764045" name="Picture 1"/>
             <wp:cNvGraphicFramePr>
               <a:graphicFrameLocks xmlns:a="http://schemas.openxmlformats.org/drawingml/2006/main" noChangeAspect="1"/>
             </wp:cNvGraphicFramePr>
@@ -1222,7 +1274,7 @@
               <a:graphicData uri="http://schemas.openxmlformats.org/drawingml/2006/picture">
                 <pic:pic xmlns:pic="http://schemas.openxmlformats.org/drawingml/2006/picture">
                   <pic:nvPicPr>
-                    <pic:cNvPr id="1342270115" name=""/>
+                    <pic:cNvPr id="2141764045" name=""/>
                     <pic:cNvPicPr/>
                   </pic:nvPicPr>
                   <pic:blipFill>
@@ -1234,7 +1286,7 @@
                   <pic:spPr>
                     <a:xfrm>
                       <a:off x="0" y="0"/>
-                      <a:ext cx="4057680" cy="4057680"/>
+                      <a:ext cx="2724170" cy="2705120"/>
                     </a:xfrm>
                     <a:prstGeom prst="rect">
                       <a:avLst/>
@@ -1249,6 +1301,36 @@
     </w:p>
     <w:p>
       <w:pPr>
+        <w:ind w:left="360"/>
+        <w:rPr>
+          <w:lang w:val="vi-VN"/>
+        </w:rPr>
+      </w:pPr>
+      <w:r>
+        <w:rPr>
+          <w:lang w:val="vi-VN"/>
+        </w:rPr>
+        <w:lastRenderedPageBreak/>
+        <w:t>Nhận xét: ĐR5&gt;...&gt;DDR2</w:t>
+      </w:r>
+      <w:r>
+        <w:rPr>
+          <w:lang w:val="vi-VN"/>
+        </w:rPr>
+        <w:t xml:space="preserve"> và độ lệch khá rõ nên có thể làm anova</w:t>
+      </w:r>
+    </w:p>
+    <w:p>
+      <w:pPr>
+        <w:pStyle w:val="ListParagraph"/>
+        <w:ind w:left="1440"/>
+        <w:rPr>
+          <w:lang w:val="vi-VN"/>
+        </w:rPr>
+      </w:pPr>
+    </w:p>
+    <w:p>
+      <w:pPr>
         <w:pStyle w:val="ListParagraph"/>
         <w:numPr>
           <w:ilvl w:val="1"/>
@@ -1260,9 +1342,10 @@
       </w:pPr>
       <w:r>
         <w:rPr>
-          <w:lang w:val="vi-VN"/>
-        </w:rPr>
-        <w:t>Box plot</w:t>
+          <w:noProof/>
+          <w:lang w:val="vi-VN"/>
+        </w:rPr>
+        <w:t>Scatter plot</w:t>
       </w:r>
     </w:p>
     <w:p>
@@ -1277,12 +1360,11 @@
         <w:rPr>
           <w:lang w:val="vi-VN"/>
         </w:rPr>
-        <w:lastRenderedPageBreak/>
         <w:drawing>
-          <wp:inline distT="0" distB="0" distL="0" distR="0" wp14:anchorId="48825B03" wp14:editId="4BEA6B83">
-            <wp:extent cx="4010054" cy="4000529"/>
+          <wp:inline distT="0" distB="0" distL="0" distR="0" wp14:anchorId="518FB878" wp14:editId="11A4BEAB">
+            <wp:extent cx="2695595" cy="5381664"/>
             <wp:effectExtent l="0" t="0" r="9525" b="0"/>
-            <wp:docPr id="1444082814" name="Picture 1"/>
+            <wp:docPr id="1216325735" name="Picture 1"/>
             <wp:cNvGraphicFramePr>
               <a:graphicFrameLocks xmlns:a="http://schemas.openxmlformats.org/drawingml/2006/main" noChangeAspect="1"/>
             </wp:cNvGraphicFramePr>
@@ -1290,7 +1372,7 @@
               <a:graphicData uri="http://schemas.openxmlformats.org/drawingml/2006/picture">
                 <pic:pic xmlns:pic="http://schemas.openxmlformats.org/drawingml/2006/picture">
                   <pic:nvPicPr>
-                    <pic:cNvPr id="1444082814" name=""/>
+                    <pic:cNvPr id="1216325735" name=""/>
                     <pic:cNvPicPr/>
                   </pic:nvPicPr>
                   <pic:blipFill>
@@ -1302,7 +1384,7 @@
                   <pic:spPr>
                     <a:xfrm>
                       <a:off x="0" y="0"/>
-                      <a:ext cx="4010054" cy="4000529"/>
+                      <a:ext cx="2695595" cy="5381664"/>
                     </a:xfrm>
                     <a:prstGeom prst="rect">
                       <a:avLst/>
@@ -1327,7 +1409,7 @@
         <w:rPr>
           <w:lang w:val="vi-VN"/>
         </w:rPr>
-        <w:t>Nhận xét: có thể thấy max power của desktop cao hơn khá nhiều so v laptop</w:t>
+        <w:t>a/</w:t>
       </w:r>
     </w:p>
     <w:p>
@@ -1342,7 +1424,7 @@
         <w:rPr>
           <w:lang w:val="vi-VN"/>
         </w:rPr>
-        <w:t>Sự khác biệt về giá trị trung tâm: Đường gạch ngang (Median - trung vị) của Desktop GPU nằm cao hơn hẳn so với Laptop GPU. Điều này cho thấy có sự khác biệt rõ rệt về mức tiêu thụ điện năng giữa hai nhóm.</w:t>
+        <w:t>Cả hai dòng GPU (Desktop và Laptop) đều cho thấy xu hướng tăng Max Power khi Core Speed tăng. Tuy nhiên, mức độ ảnh hưởng của xung nhịp lên điện năng tiêu thụ giữa hai loại là khác nhau.</w:t>
       </w:r>
     </w:p>
     <w:p>
@@ -1357,13 +1439,7 @@
         <w:rPr>
           <w:lang w:val="vi-VN"/>
         </w:rPr>
-        <w:t>Độ biến thiên (Variability): Hộp của Desktop GPU dài hơn, cho thấy sự phân tán dữ liệu rất lớn. Các dòng Desktop trải dài từ phổ thông đến cực mạnh.Hộp của Laptop GPU hẹp và thấp, chứng tỏ các GPU laptop bị giới hạn trong một khung công suất nghiêm ngặt để đảm bảo tản nhiệt.</w:t>
-      </w:r>
-      <w:r>
-        <w:rPr>
-          <w:lang w:val="vi-VN"/>
-        </w:rPr>
-        <w:t xml:space="preserve"> </w:t>
+        <w:t xml:space="preserve">Desktop GPU (Đường màu xanh): Có mức tiêu thụ điện năng cao hơn hẳn và phân tán rộng hơn. </w:t>
       </w:r>
     </w:p>
     <w:p>
@@ -1374,12 +1450,6 @@
           <w:lang w:val="vi-VN"/>
         </w:rPr>
       </w:pPr>
-      <w:r>
-        <w:rPr>
-          <w:lang w:val="vi-VN"/>
-        </w:rPr>
-        <w:t>Điểm ngoại lệ (Outliers): Cả hai nhóm đều có nhiều Outliers (chấm đỏ phía trên).</w:t>
-      </w:r>
     </w:p>
     <w:p>
       <w:pPr>
@@ -1393,98 +1463,8 @@
         <w:rPr>
           <w:lang w:val="vi-VN"/>
         </w:rPr>
-        <w:t xml:space="preserve">Sự khác biệt về trung vị và không chồng lấp giữa hai "hộp" là dấu hiệu cho thấy kết quả kiểm </w:t>
-      </w:r>
-      <w:r>
-        <w:rPr>
-          <w:lang w:val="vi-VN"/>
-        </w:rPr>
-        <w:t>định sẽ có ý nghĩa thống kê.</w:t>
-      </w:r>
-    </w:p>
-    <w:p>
-      <w:pPr>
-        <w:pStyle w:val="ListParagraph"/>
-        <w:numPr>
-          <w:ilvl w:val="1"/>
-          <w:numId w:val="1"/>
-        </w:numPr>
-        <w:rPr>
-          <w:lang w:val="vi-VN"/>
-        </w:rPr>
-      </w:pPr>
-      <w:r>
-        <w:rPr>
-          <w:lang w:val="vi-VN"/>
-        </w:rPr>
         <w:lastRenderedPageBreak/>
-        <w:t>Scatter plot để xem xét max power so với 1 số biến khác</w:t>
-      </w:r>
-      <w:r>
-        <w:rPr>
-          <w:noProof/>
-        </w:rPr>
-        <w:t xml:space="preserve"> </w:t>
-      </w:r>
-      <w:r>
-        <w:rPr>
-          <w:lang w:val="vi-VN"/>
-        </w:rPr>
-        <w:drawing>
-          <wp:inline distT="0" distB="0" distL="0" distR="0" wp14:anchorId="0D87D61B" wp14:editId="2F2D81EE">
-            <wp:extent cx="4029104" cy="3962429"/>
-            <wp:effectExtent l="0" t="0" r="9525" b="0"/>
-            <wp:docPr id="1628213287" name="Picture 1"/>
-            <wp:cNvGraphicFramePr>
-              <a:graphicFrameLocks xmlns:a="http://schemas.openxmlformats.org/drawingml/2006/main" noChangeAspect="1"/>
-            </wp:cNvGraphicFramePr>
-            <a:graphic xmlns:a="http://schemas.openxmlformats.org/drawingml/2006/main">
-              <a:graphicData uri="http://schemas.openxmlformats.org/drawingml/2006/picture">
-                <pic:pic xmlns:pic="http://schemas.openxmlformats.org/drawingml/2006/picture">
-                  <pic:nvPicPr>
-                    <pic:cNvPr id="1628213287" name=""/>
-                    <pic:cNvPicPr/>
-                  </pic:nvPicPr>
-                  <pic:blipFill>
-                    <a:blip r:embed="rId24"/>
-                    <a:stretch>
-                      <a:fillRect/>
-                    </a:stretch>
-                  </pic:blipFill>
-                  <pic:spPr>
-                    <a:xfrm>
-                      <a:off x="0" y="0"/>
-                      <a:ext cx="4029104" cy="3962429"/>
-                    </a:xfrm>
-                    <a:prstGeom prst="rect">
-                      <a:avLst/>
-                    </a:prstGeom>
-                  </pic:spPr>
-                </pic:pic>
-              </a:graphicData>
-            </a:graphic>
-          </wp:inline>
-        </w:drawing>
-      </w:r>
-    </w:p>
-    <w:p>
-      <w:pPr>
-        <w:ind w:left="360"/>
-        <w:rPr>
-          <w:lang w:val="vi-VN"/>
-        </w:rPr>
-      </w:pPr>
-      <w:r>
-        <w:rPr>
-          <w:lang w:val="vi-VN"/>
-        </w:rPr>
-        <w:t>Nhận xét: ĐR5&gt;...&gt;DDR2</w:t>
-      </w:r>
-      <w:r>
-        <w:rPr>
-          <w:lang w:val="vi-VN"/>
-        </w:rPr>
-        <w:t xml:space="preserve"> và độ lệch khá rõ nên có thể làm anova</w:t>
+        <w:t>Laptop GPU (Đường màu đỏ): Tập trung ở ngưỡng điện năng thấp và xung nhịp trung bình. Đường hồi quy của Laptop thấp hơn, phản ánh giới hạn về nhiệt và pin trên thiết bị di động.</w:t>
       </w:r>
     </w:p>
     <w:p>
@@ -1495,158 +1475,10 @@
           <w:lang w:val="vi-VN"/>
         </w:rPr>
       </w:pPr>
-    </w:p>
-    <w:p>
-      <w:pPr>
-        <w:pStyle w:val="ListParagraph"/>
-        <w:numPr>
-          <w:ilvl w:val="1"/>
-          <w:numId w:val="1"/>
-        </w:numPr>
-        <w:rPr>
-          <w:lang w:val="vi-VN"/>
-        </w:rPr>
-      </w:pPr>
-      <w:r>
-        <w:rPr>
-          <w:noProof/>
-          <w:lang w:val="vi-VN"/>
-        </w:rPr>
-        <w:t>Scatter plot</w:t>
-      </w:r>
-    </w:p>
-    <w:p>
-      <w:pPr>
-        <w:pStyle w:val="ListParagraph"/>
-        <w:ind w:left="1440"/>
-        <w:rPr>
-          <w:lang w:val="vi-VN"/>
-        </w:rPr>
-      </w:pPr>
-      <w:r>
-        <w:rPr>
-          <w:lang w:val="vi-VN"/>
-        </w:rPr>
-        <w:lastRenderedPageBreak/>
-        <w:drawing>
-          <wp:inline distT="0" distB="0" distL="0" distR="0" wp14:anchorId="7BB99605" wp14:editId="19BD3FAB">
-            <wp:extent cx="3028972" cy="6057944"/>
-            <wp:effectExtent l="0" t="0" r="0" b="0"/>
-            <wp:docPr id="183146431" name="Picture 1"/>
-            <wp:cNvGraphicFramePr>
-              <a:graphicFrameLocks xmlns:a="http://schemas.openxmlformats.org/drawingml/2006/main" noChangeAspect="1"/>
-            </wp:cNvGraphicFramePr>
-            <a:graphic xmlns:a="http://schemas.openxmlformats.org/drawingml/2006/main">
-              <a:graphicData uri="http://schemas.openxmlformats.org/drawingml/2006/picture">
-                <pic:pic xmlns:pic="http://schemas.openxmlformats.org/drawingml/2006/picture">
-                  <pic:nvPicPr>
-                    <pic:cNvPr id="183146431" name=""/>
-                    <pic:cNvPicPr/>
-                  </pic:nvPicPr>
-                  <pic:blipFill>
-                    <a:blip r:embed="rId25"/>
-                    <a:stretch>
-                      <a:fillRect/>
-                    </a:stretch>
-                  </pic:blipFill>
-                  <pic:spPr>
-                    <a:xfrm>
-                      <a:off x="0" y="0"/>
-                      <a:ext cx="3028972" cy="6057944"/>
-                    </a:xfrm>
-                    <a:prstGeom prst="rect">
-                      <a:avLst/>
-                    </a:prstGeom>
-                  </pic:spPr>
-                </pic:pic>
-              </a:graphicData>
-            </a:graphic>
-          </wp:inline>
-        </w:drawing>
-      </w:r>
-    </w:p>
-    <w:p>
-      <w:pPr>
-        <w:pStyle w:val="ListParagraph"/>
-        <w:ind w:left="1440"/>
-        <w:rPr>
-          <w:lang w:val="vi-VN"/>
-        </w:rPr>
-      </w:pPr>
-      <w:r>
-        <w:rPr>
-          <w:lang w:val="vi-VN"/>
-        </w:rPr>
-        <w:t>a/</w:t>
-      </w:r>
-    </w:p>
-    <w:p>
-      <w:pPr>
-        <w:pStyle w:val="ListParagraph"/>
-        <w:ind w:left="1440"/>
-        <w:rPr>
-          <w:lang w:val="vi-VN"/>
-        </w:rPr>
-      </w:pPr>
-      <w:r>
-        <w:rPr>
-          <w:lang w:val="vi-VN"/>
-        </w:rPr>
-        <w:t>Cả hai dòng GPU (Desktop và Laptop) đều cho thấy xu hướng tăng Max Power khi Core Speed tăng. Tuy nhiên, mức độ ảnh hưởng của xung nhịp lên điện năng tiêu thụ giữa hai loại là khác nhau.</w:t>
-      </w:r>
-    </w:p>
-    <w:p>
-      <w:pPr>
-        <w:pStyle w:val="ListParagraph"/>
-        <w:ind w:left="1440"/>
-        <w:rPr>
-          <w:lang w:val="vi-VN"/>
-        </w:rPr>
-      </w:pPr>
-      <w:r>
-        <w:rPr>
-          <w:lang w:val="vi-VN"/>
-        </w:rPr>
-        <w:t xml:space="preserve">Desktop GPU (Đường màu xanh): Có mức tiêu thụ điện năng cao hơn hẳn và phân tán rộng hơn. </w:t>
-      </w:r>
-    </w:p>
-    <w:p>
-      <w:pPr>
-        <w:pStyle w:val="ListParagraph"/>
-        <w:ind w:left="1440"/>
-        <w:rPr>
-          <w:lang w:val="vi-VN"/>
-        </w:rPr>
-      </w:pPr>
-    </w:p>
-    <w:p>
-      <w:pPr>
-        <w:pStyle w:val="ListParagraph"/>
-        <w:ind w:left="1440"/>
-        <w:rPr>
-          <w:lang w:val="vi-VN"/>
-        </w:rPr>
-      </w:pPr>
-      <w:r>
-        <w:rPr>
-          <w:lang w:val="vi-VN"/>
-        </w:rPr>
-        <w:t>Laptop GPU (Đường màu đỏ): Tập trung ở ngưỡng điện năng thấp và xung nhịp trung bình. Đường hồi quy của Laptop thấp hơn, phản ánh giới hạn về nhiệt và pin trên thiết bị di động.</w:t>
-      </w:r>
-    </w:p>
-    <w:p>
-      <w:pPr>
-        <w:pStyle w:val="ListParagraph"/>
-        <w:ind w:left="1440"/>
-        <w:rPr>
-          <w:lang w:val="vi-VN"/>
-        </w:rPr>
-      </w:pPr>
-      <w:r>
-        <w:rPr>
-          <w:lang w:val="vi-VN"/>
-        </w:rPr>
-        <w:lastRenderedPageBreak/>
+      <w:r>
+        <w:rPr>
+          <w:lang w:val="vi-VN"/>
+        </w:rPr>
         <w:t xml:space="preserve">Có một dải các điểm Desktop tập trung theo trục đứng tại mốc xung nhịp ~1000 MHz . Điều này chứng tỏ Core Speed không phải là yếu tố duy nhất quyết định điện </w:t>
       </w:r>
       <w:r>
